--- a/Gabriel/Angular/GABRIEL POPA.docx
+++ b/Gabriel/Angular/GABRIEL POPA.docx
@@ -134,61 +134,10 @@
           <w:sz w:val="20"/>
           <w:szCs w:val="28"/>
         </w:rPr>
-        <w:t>, Romania</w:t>
-      </w:r>
-      <w:r>
-        <w:rPr>
-          <w:rStyle w:val="NormalWebChar"/>
-          <w:rFonts w:asciiTheme="majorBidi" w:hAnsiTheme="majorBidi" w:cstheme="majorBidi"/>
-          <w:bCs/>
-          <w:color w:val="000000" w:themeColor="text1"/>
-          <w:sz w:val="20"/>
-          <w:szCs w:val="28"/>
-        </w:rPr>
-        <w:t xml:space="preserve"> | </w:t>
-      </w:r>
-      <w:r>
-        <w:rPr>
-          <w:rStyle w:val="NormalWebChar"/>
-          <w:rFonts w:asciiTheme="majorBidi" w:hAnsiTheme="majorBidi" w:cstheme="majorBidi"/>
-          <w:bCs/>
-          <w:color w:val="000000" w:themeColor="text1"/>
-          <w:sz w:val="20"/>
-          <w:szCs w:val="28"/>
-        </w:rPr>
-        <w:t xml:space="preserve">+40 764309991 | </w:t>
-      </w:r>
-      <w:r>
-        <w:rPr>
-          <w:rFonts w:asciiTheme="majorBidi" w:eastAsia="Times New Roman" w:hAnsiTheme="majorBidi" w:cstheme="majorBidi"/>
-          <w:bCs/>
-          <w:color w:val="000000" w:themeColor="text1"/>
-          <w:szCs w:val="27"/>
-          <w:lang w:eastAsia="en-US"/>
-        </w:rPr>
-        <w:t>popagabriel0523@outlook.com</w:t>
-      </w:r>
-      <w:r>
-        <w:rPr>
-          <w:rFonts w:asciiTheme="majorBidi" w:eastAsia="Times New Roman" w:hAnsiTheme="majorBidi" w:cstheme="majorBidi"/>
-          <w:bCs/>
-          <w:color w:val="000000" w:themeColor="text1"/>
-          <w:szCs w:val="27"/>
-          <w:lang w:eastAsia="en-US"/>
-        </w:rPr>
-        <w:t xml:space="preserve"> | </w:t>
-      </w:r>
-      <w:r>
-        <w:rPr>
-          <w:rStyle w:val="NormalWebChar"/>
-          <w:rFonts w:asciiTheme="majorBidi" w:hAnsiTheme="majorBidi" w:cstheme="majorBidi"/>
-          <w:bCs/>
-          <w:color w:val="000000" w:themeColor="text1"/>
-          <w:sz w:val="20"/>
-          <w:szCs w:val="27"/>
-        </w:rPr>
-        <w:t>https://www.linkedin.com/in/gabriel-popa-89ba643a4/</w:t>
-      </w:r>
+        <w:t>, Romania | +40 764309991 | gabrielpdev@outlook.com | https://www.linkedin.com/in/gabriel-popa-12890b414/</w:t>
+      </w:r>
+      <w:bookmarkStart w:id="0" w:name="_GoBack"/>
+      <w:bookmarkEnd w:id="0"/>
     </w:p>
     <w:p>
       <w:pPr>
@@ -263,23 +212,7 @@
           <w:rFonts w:ascii="Times New Roman" w:hAnsi="Times New Roman" w:cs="Times New Roman"/>
           <w:sz w:val="22"/>
         </w:rPr>
-        <w:t xml:space="preserve"> for operational platforms, customer portals, analytics products, and administration systems across </w:t>
-      </w:r>
-      <w:proofErr w:type="spellStart"/>
-      <w:r>
-        <w:rPr>
-          <w:rFonts w:ascii="Times New Roman" w:hAnsi="Times New Roman" w:cs="Times New Roman"/>
-          <w:sz w:val="22"/>
-        </w:rPr>
-        <w:t>SaaS</w:t>
-      </w:r>
-      <w:proofErr w:type="spellEnd"/>
-      <w:r>
-        <w:rPr>
-          <w:rFonts w:ascii="Times New Roman" w:hAnsi="Times New Roman" w:cs="Times New Roman"/>
-          <w:sz w:val="22"/>
-        </w:rPr>
-        <w:t xml:space="preserve"> and business web environments. </w:t>
+        <w:t xml:space="preserve"> for operational platforms, customer portals, analytics products, and administration systems across SaaS and business web environments. </w:t>
       </w:r>
       <w:proofErr w:type="gramStart"/>
       <w:r>
@@ -411,7 +344,6 @@
           <w:lang w:eastAsia="en-US"/>
         </w:rPr>
       </w:pPr>
-      <w:bookmarkStart w:id="0" w:name="_GoBack"/>
       <w:r>
         <w:rPr>
           <w:rFonts w:ascii="Times New Roman" w:eastAsia="Times New Roman" w:hAnsi="Times New Roman" w:cs="Times New Roman"/>
@@ -765,120 +697,36 @@
           <w:szCs w:val="24"/>
           <w:lang w:eastAsia="en-US"/>
         </w:rPr>
-        <w:t xml:space="preserve">Cloud &amp; </w:t>
+        <w:t>Cloud &amp; DevOps:</w:t>
+      </w:r>
+      <w:r>
+        <w:rPr>
+          <w:rFonts w:ascii="Times New Roman" w:eastAsia="Times New Roman" w:hAnsi="Times New Roman" w:cs="Times New Roman"/>
+          <w:sz w:val="22"/>
+          <w:szCs w:val="24"/>
+          <w:lang w:eastAsia="en-US"/>
+        </w:rPr>
+        <w:t xml:space="preserve"> AWS collaboration, Docker, GitHub Actions, </w:t>
       </w:r>
       <w:proofErr w:type="spellStart"/>
       <w:r>
         <w:rPr>
           <w:rFonts w:ascii="Times New Roman" w:eastAsia="Times New Roman" w:hAnsi="Times New Roman" w:cs="Times New Roman"/>
-          <w:b/>
-          <w:bCs/>
-          <w:sz w:val="22"/>
-          <w:szCs w:val="24"/>
-          <w:lang w:eastAsia="en-US"/>
-        </w:rPr>
-        <w:t>DevOps</w:t>
+          <w:sz w:val="22"/>
+          <w:szCs w:val="24"/>
+          <w:lang w:eastAsia="en-US"/>
+        </w:rPr>
+        <w:t>GitLab</w:t>
       </w:r>
       <w:proofErr w:type="spellEnd"/>
       <w:r>
         <w:rPr>
           <w:rFonts w:ascii="Times New Roman" w:eastAsia="Times New Roman" w:hAnsi="Times New Roman" w:cs="Times New Roman"/>
-          <w:b/>
-          <w:bCs/>
-          <w:sz w:val="22"/>
-          <w:szCs w:val="24"/>
-          <w:lang w:eastAsia="en-US"/>
-        </w:rPr>
-        <w:t>:</w:t>
-      </w:r>
-      <w:r>
-        <w:rPr>
-          <w:rFonts w:ascii="Times New Roman" w:eastAsia="Times New Roman" w:hAnsi="Times New Roman" w:cs="Times New Roman"/>
-          <w:sz w:val="22"/>
-          <w:szCs w:val="24"/>
-          <w:lang w:eastAsia="en-US"/>
-        </w:rPr>
-        <w:t xml:space="preserve"> AWS collaboration, </w:t>
-      </w:r>
-      <w:proofErr w:type="spellStart"/>
-      <w:r>
-        <w:rPr>
-          <w:rFonts w:ascii="Times New Roman" w:eastAsia="Times New Roman" w:hAnsi="Times New Roman" w:cs="Times New Roman"/>
-          <w:sz w:val="22"/>
-          <w:szCs w:val="24"/>
-          <w:lang w:eastAsia="en-US"/>
-        </w:rPr>
-        <w:t>Docker</w:t>
-      </w:r>
-      <w:proofErr w:type="spellEnd"/>
-      <w:r>
-        <w:rPr>
-          <w:rFonts w:ascii="Times New Roman" w:eastAsia="Times New Roman" w:hAnsi="Times New Roman" w:cs="Times New Roman"/>
-          <w:sz w:val="22"/>
-          <w:szCs w:val="24"/>
-          <w:lang w:eastAsia="en-US"/>
-        </w:rPr>
-        <w:t xml:space="preserve">, </w:t>
-      </w:r>
-      <w:proofErr w:type="spellStart"/>
-      <w:r>
-        <w:rPr>
-          <w:rFonts w:ascii="Times New Roman" w:eastAsia="Times New Roman" w:hAnsi="Times New Roman" w:cs="Times New Roman"/>
-          <w:sz w:val="22"/>
-          <w:szCs w:val="24"/>
-          <w:lang w:eastAsia="en-US"/>
-        </w:rPr>
-        <w:t>GitHub</w:t>
-      </w:r>
-      <w:proofErr w:type="spellEnd"/>
-      <w:r>
-        <w:rPr>
-          <w:rFonts w:ascii="Times New Roman" w:eastAsia="Times New Roman" w:hAnsi="Times New Roman" w:cs="Times New Roman"/>
-          <w:sz w:val="22"/>
-          <w:szCs w:val="24"/>
-          <w:lang w:eastAsia="en-US"/>
-        </w:rPr>
-        <w:t xml:space="preserve"> Actions, </w:t>
-      </w:r>
-      <w:proofErr w:type="spellStart"/>
-      <w:r>
-        <w:rPr>
-          <w:rFonts w:ascii="Times New Roman" w:eastAsia="Times New Roman" w:hAnsi="Times New Roman" w:cs="Times New Roman"/>
-          <w:sz w:val="22"/>
-          <w:szCs w:val="24"/>
-          <w:lang w:eastAsia="en-US"/>
-        </w:rPr>
-        <w:t>GitLab</w:t>
-      </w:r>
-      <w:proofErr w:type="spellEnd"/>
-      <w:r>
-        <w:rPr>
-          <w:rFonts w:ascii="Times New Roman" w:eastAsia="Times New Roman" w:hAnsi="Times New Roman" w:cs="Times New Roman"/>
-          <w:sz w:val="22"/>
-          <w:szCs w:val="24"/>
-          <w:lang w:eastAsia="en-US"/>
-        </w:rPr>
-        <w:t xml:space="preserve"> CI, </w:t>
-      </w:r>
-      <w:proofErr w:type="spellStart"/>
-      <w:r>
-        <w:rPr>
-          <w:rFonts w:ascii="Times New Roman" w:eastAsia="Times New Roman" w:hAnsi="Times New Roman" w:cs="Times New Roman"/>
-          <w:sz w:val="22"/>
-          <w:szCs w:val="24"/>
-          <w:lang w:eastAsia="en-US"/>
-        </w:rPr>
-        <w:t>Nginx</w:t>
-      </w:r>
-      <w:proofErr w:type="spellEnd"/>
-      <w:r>
-        <w:rPr>
-          <w:rFonts w:ascii="Times New Roman" w:eastAsia="Times New Roman" w:hAnsi="Times New Roman" w:cs="Times New Roman"/>
-          <w:sz w:val="22"/>
-          <w:szCs w:val="24"/>
-          <w:lang w:eastAsia="en-US"/>
-        </w:rPr>
-        <w:t xml:space="preserve"> environment awareness, Linux basics, frontend build pipelines, artifact packaging, release coordination, environment configuration, CI validation support</w:t>
+          <w:sz w:val="22"/>
+          <w:szCs w:val="24"/>
+          <w:lang w:eastAsia="en-US"/>
+        </w:rPr>
+        <w:t xml:space="preserve"> CI, Nginx environment awareness, Linux basics, frontend build pipelines, artifact packaging, release coordination, environment configuration, CI validation support</w:t>
       </w:r>
     </w:p>
     <w:p>
@@ -897,7 +745,6 @@
           <w:lang w:eastAsia="en-US"/>
         </w:rPr>
       </w:pPr>
-      <w:proofErr w:type="spellStart"/>
       <w:r>
         <w:rPr>
           <w:rFonts w:ascii="Times New Roman" w:eastAsia="Times New Roman" w:hAnsi="Times New Roman" w:cs="Times New Roman"/>
@@ -907,43 +754,31 @@
           <w:szCs w:val="24"/>
           <w:lang w:eastAsia="en-US"/>
         </w:rPr>
-        <w:t>Observability</w:t>
+        <w:t>Observability / Quality / Security:</w:t>
+      </w:r>
+      <w:r>
+        <w:rPr>
+          <w:rFonts w:ascii="Times New Roman" w:eastAsia="Times New Roman" w:hAnsi="Times New Roman" w:cs="Times New Roman"/>
+          <w:sz w:val="22"/>
+          <w:szCs w:val="24"/>
+          <w:lang w:eastAsia="en-US"/>
+        </w:rPr>
+        <w:t xml:space="preserve"> Jest, Jasmine, Karma, Cypress, Playwright, unit testing, integration testing, end-to-end testing, structured logging collaboration, Sentry, </w:t>
+      </w:r>
+      <w:proofErr w:type="spellStart"/>
+      <w:r>
+        <w:rPr>
+          <w:rFonts w:ascii="Times New Roman" w:eastAsia="Times New Roman" w:hAnsi="Times New Roman" w:cs="Times New Roman"/>
+          <w:sz w:val="22"/>
+          <w:szCs w:val="24"/>
+          <w:lang w:eastAsia="en-US"/>
+        </w:rPr>
+        <w:t>OpenTelemetry</w:t>
       </w:r>
       <w:proofErr w:type="spellEnd"/>
       <w:r>
         <w:rPr>
           <w:rFonts w:ascii="Times New Roman" w:eastAsia="Times New Roman" w:hAnsi="Times New Roman" w:cs="Times New Roman"/>
-          <w:b/>
-          <w:bCs/>
-          <w:sz w:val="22"/>
-          <w:szCs w:val="24"/>
-          <w:lang w:eastAsia="en-US"/>
-        </w:rPr>
-        <w:t xml:space="preserve"> / Quality / Security:</w:t>
-      </w:r>
-      <w:r>
-        <w:rPr>
-          <w:rFonts w:ascii="Times New Roman" w:eastAsia="Times New Roman" w:hAnsi="Times New Roman" w:cs="Times New Roman"/>
-          <w:sz w:val="22"/>
-          <w:szCs w:val="24"/>
-          <w:lang w:eastAsia="en-US"/>
-        </w:rPr>
-        <w:t xml:space="preserve"> Jest, Jasmine, Karma, Cypress, Playwright, unit testing, integration testing, end-to-end testing, structured logging collaboration, Sentry, </w:t>
-      </w:r>
-      <w:proofErr w:type="spellStart"/>
-      <w:r>
-        <w:rPr>
-          <w:rFonts w:ascii="Times New Roman" w:eastAsia="Times New Roman" w:hAnsi="Times New Roman" w:cs="Times New Roman"/>
-          <w:sz w:val="22"/>
-          <w:szCs w:val="24"/>
-          <w:lang w:eastAsia="en-US"/>
-        </w:rPr>
-        <w:t>OpenTelemetry</w:t>
-      </w:r>
-      <w:proofErr w:type="spellEnd"/>
-      <w:r>
-        <w:rPr>
-          <w:rFonts w:ascii="Times New Roman" w:eastAsia="Times New Roman" w:hAnsi="Times New Roman" w:cs="Times New Roman"/>
           <w:sz w:val="22"/>
           <w:szCs w:val="24"/>
           <w:lang w:eastAsia="en-US"/>
@@ -951,7 +786,6 @@
         <w:t xml:space="preserve"> basics, correlation IDs, OWASP-aware frontend practices, route protection, rate-limit aware UX handling, audit-sensitive UI flows</w:t>
       </w:r>
     </w:p>
-    <w:bookmarkEnd w:id="0"/>
     <w:p>
       <w:pPr>
         <w:pStyle w:val="Heading3"/>
@@ -7350,7 +7184,6 @@
       <w:jc w:val="both"/>
     </w:pPr>
     <w:tblPr>
-      <w:tblInd w:w="0" w:type="dxa"/>
       <w:tblBorders>
         <w:top w:val="single" w:sz="4" w:space="0" w:color="auto"/>
         <w:left w:val="single" w:sz="4" w:space="0" w:color="auto"/>
@@ -7359,12 +7192,6 @@
         <w:insideH w:val="single" w:sz="4" w:space="0" w:color="auto"/>
         <w:insideV w:val="single" w:sz="4" w:space="0" w:color="auto"/>
       </w:tblBorders>
-      <w:tblCellMar>
-        <w:top w:w="0" w:type="dxa"/>
-        <w:left w:w="108" w:type="dxa"/>
-        <w:bottom w:w="0" w:type="dxa"/>
-        <w:right w:w="108" w:type="dxa"/>
-      </w:tblCellMar>
     </w:tblPr>
   </w:style>
   <w:style w:type="character" w:customStyle="1" w:styleId="NormalWebChar">
@@ -7636,7 +7463,6 @@
       <w:jc w:val="both"/>
     </w:pPr>
     <w:tblPr>
-      <w:tblInd w:w="0" w:type="dxa"/>
       <w:tblBorders>
         <w:top w:val="single" w:sz="4" w:space="0" w:color="auto"/>
         <w:left w:val="single" w:sz="4" w:space="0" w:color="auto"/>
@@ -7645,12 +7471,6 @@
         <w:insideH w:val="single" w:sz="4" w:space="0" w:color="auto"/>
         <w:insideV w:val="single" w:sz="4" w:space="0" w:color="auto"/>
       </w:tblBorders>
-      <w:tblCellMar>
-        <w:top w:w="0" w:type="dxa"/>
-        <w:left w:w="108" w:type="dxa"/>
-        <w:bottom w:w="0" w:type="dxa"/>
-        <w:right w:w="108" w:type="dxa"/>
-      </w:tblCellMar>
     </w:tblPr>
   </w:style>
   <w:style w:type="character" w:customStyle="1" w:styleId="NormalWebChar">

--- a/Gabriel/Angular/GABRIEL POPA.docx
+++ b/Gabriel/Angular/GABRIEL POPA.docx
@@ -136,8 +136,6 @@
         </w:rPr>
         <w:t>, Romania | +40 764309991 | gabrielpdev@outlook.com | https://www.linkedin.com/in/gabriel-popa-12890b414/</w:t>
       </w:r>
-      <w:bookmarkStart w:id="0" w:name="_GoBack"/>
-      <w:bookmarkEnd w:id="0"/>
     </w:p>
     <w:p>
       <w:pPr>
@@ -883,8 +881,10 @@
           <w:sz w:val="22"/>
           <w:szCs w:val="28"/>
         </w:rPr>
-        <w:t xml:space="preserve">2024 – </w:t>
-      </w:r>
+        <w:t xml:space="preserve"> </w:t>
+      </w:r>
+      <w:bookmarkStart w:id="0" w:name="_GoBack"/>
+      <w:bookmarkEnd w:id="0"/>
       <w:r>
         <w:rPr>
           <w:rFonts w:asciiTheme="majorBidi" w:hAnsiTheme="majorBidi" w:cstheme="majorBidi"/>
@@ -892,7 +892,43 @@
           <w:sz w:val="22"/>
           <w:szCs w:val="28"/>
         </w:rPr>
-        <w:t>Dec 2025)</w:t>
+        <w:t xml:space="preserve">2024 – </w:t>
+      </w:r>
+      <w:r>
+        <w:rPr>
+          <w:rFonts w:asciiTheme="majorBidi" w:hAnsiTheme="majorBidi" w:cstheme="majorBidi"/>
+          <w:i/>
+          <w:sz w:val="22"/>
+          <w:szCs w:val="28"/>
+        </w:rPr>
+        <w:t>May</w:t>
+      </w:r>
+      <w:r>
+        <w:rPr>
+          <w:rFonts w:asciiTheme="majorBidi" w:hAnsiTheme="majorBidi" w:cstheme="majorBidi"/>
+          <w:i/>
+          <w:sz w:val="22"/>
+          <w:szCs w:val="28"/>
+        </w:rPr>
+        <w:t xml:space="preserve"> 202</w:t>
+      </w:r>
+      <w:r>
+        <w:rPr>
+          <w:rFonts w:asciiTheme="majorBidi" w:hAnsiTheme="majorBidi" w:cstheme="majorBidi"/>
+          <w:i/>
+          <w:sz w:val="22"/>
+          <w:szCs w:val="28"/>
+        </w:rPr>
+        <w:t>6</w:t>
+      </w:r>
+      <w:r>
+        <w:rPr>
+          <w:rFonts w:asciiTheme="majorBidi" w:hAnsiTheme="majorBidi" w:cstheme="majorBidi"/>
+          <w:i/>
+          <w:sz w:val="22"/>
+          <w:szCs w:val="28"/>
+        </w:rPr>
+        <w:t>)</w:t>
       </w:r>
     </w:p>
     <w:p>
@@ -2112,7 +2148,7 @@
           <w:sz w:val="22"/>
           <w:szCs w:val="28"/>
         </w:rPr>
-        <w:t>Sept</w:t>
+        <w:t>Sep</w:t>
       </w:r>
       <w:r>
         <w:rPr>
